--- a/backend-exhibits/Dropbox to Microsoft (OneDrive & SharePoint Online) Standard Plan - Standard Include.docx
+++ b/backend-exhibits/Dropbox to Microsoft (OneDrive & SharePoint Online) Standard Plan - Standard Include.docx
@@ -51,7 +51,7 @@
                 <w:b/>
                 <w:sz w:val="21"/>
               </w:rPr>
-              <w:t xml:space="preserve">Standard Plan Features </w:t>
+              <w:t xml:space="preserve">Basic Plan Features </w:t>
             </w:r>
             <w:proofErr w:type="gramStart"/>
             <w:r>
@@ -893,7 +893,7 @@
               <w:rPr>
                 <w:b/>
               </w:rPr>
-              <w:t>Standard Plan Features (DROPBOX TO ONEDRIVE MIGRATION FEATURES)</w:t>
+              <w:t>Basic Plan Features (DROPBOX TO ONEDRIVE MIGRATION FEATURES)</w:t>
             </w:r>
           </w:p>
         </w:tc>

--- a/backend-exhibits/Dropbox to Microsoft (OneDrive & SharePoint Online) Standard Plan - Standard Include.docx
+++ b/backend-exhibits/Dropbox to Microsoft (OneDrive & SharePoint Online) Standard Plan - Standard Include.docx
@@ -47,7 +47,7 @@
             </w:pPr>
             <w:r>
               <w:rPr>
-                <w:rFonts w:ascii="Arial" w:eastAsia="Arial" w:hAnsi="Arial" w:cs="Arial"/>
+                <w:rFonts w:ascii="Arial" w:hAnsi="Arial" w:cs="Arial" w:eastAsia="Arial"/>
                 <w:b/>
                 <w:sz w:val="21"/>
               </w:rPr>
@@ -56,7 +56,7 @@
             <w:proofErr w:type="gramStart"/>
             <w:r>
               <w:rPr>
-                <w:rFonts w:ascii="Arial" w:eastAsia="Arial" w:hAnsi="Arial" w:cs="Arial"/>
+                <w:rFonts w:ascii="Arial" w:hAnsi="Arial" w:cs="Arial" w:eastAsia="Arial"/>
                 <w:b/>
                 <w:sz w:val="21"/>
               </w:rPr>
@@ -65,7 +65,7 @@
             <w:proofErr w:type="gramEnd"/>
             <w:r>
               <w:rPr>
-                <w:rFonts w:ascii="Arial" w:eastAsia="Arial" w:hAnsi="Arial" w:cs="Arial"/>
+                <w:rFonts w:ascii="Arial" w:hAnsi="Arial" w:cs="Arial" w:eastAsia="Arial"/>
                 <w:b/>
                 <w:sz w:val="21"/>
               </w:rPr>
@@ -94,7 +94,7 @@
             </w:pPr>
             <w:r>
               <w:rPr>
-                <w:rFonts w:ascii="Arial" w:eastAsia="Arial" w:hAnsi="Arial" w:cs="Arial"/>
+                <w:rFonts w:ascii="Arial" w:hAnsi="Arial" w:cs="Arial" w:eastAsia="Arial"/>
                 <w:b/>
                 <w:sz w:val="21"/>
               </w:rPr>
@@ -116,7 +116,7 @@
             <w:proofErr w:type="spellStart"/>
             <w:r>
               <w:rPr>
-                <w:rFonts w:ascii="Arial" w:eastAsia="Arial" w:hAnsi="Arial" w:cs="Arial"/>
+                <w:rFonts w:ascii="Arial" w:hAnsi="Arial" w:cs="Arial" w:eastAsia="Arial"/>
                 <w:sz w:val="21"/>
               </w:rPr>
               <w:t>CloudFuze</w:t>
@@ -124,7 +124,7 @@
             <w:proofErr w:type="spellEnd"/>
             <w:r>
               <w:rPr>
-                <w:rFonts w:ascii="Arial" w:eastAsia="Arial" w:hAnsi="Arial" w:cs="Arial"/>
+                <w:rFonts w:ascii="Arial" w:hAnsi="Arial" w:cs="Arial" w:eastAsia="Arial"/>
                 <w:sz w:val="21"/>
               </w:rPr>
               <w:t xml:space="preserve"> ensures the seamless migration of the data from the source cloud to destination, preserving the accuracy and integrity of the data structure.</w:t>
@@ -152,7 +152,7 @@
             </w:pPr>
             <w:r>
               <w:rPr>
-                <w:rFonts w:ascii="Arial" w:eastAsia="Arial" w:hAnsi="Arial" w:cs="Arial"/>
+                <w:rFonts w:ascii="Arial" w:hAnsi="Arial" w:cs="Arial" w:eastAsia="Arial"/>
                 <w:b/>
                 <w:sz w:val="21"/>
               </w:rPr>
@@ -173,7 +173,7 @@
           <w:p>
             <w:r>
               <w:rPr>
-                <w:rFonts w:ascii="Arial" w:eastAsia="Arial" w:hAnsi="Arial" w:cs="Arial"/>
+                <w:rFonts w:ascii="Arial" w:hAnsi="Arial" w:cs="Arial" w:eastAsia="Arial"/>
                 <w:sz w:val="21"/>
               </w:rPr>
               <w:t>The initial data migration from source to destination is considered as One-time migration.</w:t>
@@ -201,7 +201,7 @@
             </w:pPr>
             <w:r>
               <w:rPr>
-                <w:rFonts w:ascii="Arial" w:eastAsia="Arial" w:hAnsi="Arial" w:cs="Arial"/>
+                <w:rFonts w:ascii="Arial" w:hAnsi="Arial" w:cs="Arial" w:eastAsia="Arial"/>
                 <w:b/>
                 <w:sz w:val="21"/>
               </w:rPr>
@@ -222,7 +222,7 @@
           <w:p>
             <w:r>
               <w:rPr>
-                <w:rFonts w:ascii="Arial" w:eastAsia="Arial" w:hAnsi="Arial" w:cs="Arial"/>
+                <w:rFonts w:ascii="Arial" w:hAnsi="Arial" w:cs="Arial" w:eastAsia="Arial"/>
                 <w:sz w:val="21"/>
               </w:rPr>
               <w:t>Migration of incremental changes made in source during the onetime migration.</w:t>
@@ -250,7 +250,7 @@
             </w:pPr>
             <w:r>
               <w:rPr>
-                <w:rFonts w:ascii="Arial" w:eastAsia="Arial" w:hAnsi="Arial" w:cs="Arial"/>
+                <w:rFonts w:ascii="Arial" w:hAnsi="Arial" w:cs="Arial" w:eastAsia="Arial"/>
                 <w:b/>
                 <w:sz w:val="21"/>
               </w:rPr>
@@ -275,7 +275,7 @@
             <w:proofErr w:type="spellStart"/>
             <w:r>
               <w:rPr>
-                <w:rFonts w:ascii="Arial" w:eastAsia="Arial" w:hAnsi="Arial" w:cs="Arial"/>
+                <w:rFonts w:ascii="Arial" w:hAnsi="Arial" w:cs="Arial" w:eastAsia="Arial"/>
                 <w:sz w:val="21"/>
               </w:rPr>
               <w:t>CloudFuze</w:t>
@@ -283,7 +283,7 @@
             <w:proofErr w:type="spellEnd"/>
             <w:r>
               <w:rPr>
-                <w:rFonts w:ascii="Arial" w:eastAsia="Arial" w:hAnsi="Arial" w:cs="Arial"/>
+                <w:rFonts w:ascii="Arial" w:hAnsi="Arial" w:cs="Arial" w:eastAsia="Arial"/>
                 <w:sz w:val="21"/>
               </w:rPr>
               <w:t xml:space="preserve"> preserves all root folder permissions along with access levels.</w:t>
@@ -311,7 +311,7 @@
             </w:pPr>
             <w:r>
               <w:rPr>
-                <w:rFonts w:ascii="Arial" w:eastAsia="Arial" w:hAnsi="Arial" w:cs="Arial"/>
+                <w:rFonts w:ascii="Arial" w:hAnsi="Arial" w:cs="Arial" w:eastAsia="Arial"/>
                 <w:b/>
                 <w:sz w:val="21"/>
               </w:rPr>
@@ -333,7 +333,7 @@
             <w:proofErr w:type="spellStart"/>
             <w:r>
               <w:rPr>
-                <w:rFonts w:ascii="Arial" w:eastAsia="Arial" w:hAnsi="Arial" w:cs="Arial"/>
+                <w:rFonts w:ascii="Arial" w:hAnsi="Arial" w:cs="Arial" w:eastAsia="Arial"/>
                 <w:sz w:val="21"/>
               </w:rPr>
               <w:t>CloudFuze</w:t>
@@ -341,7 +341,7 @@
             <w:proofErr w:type="spellEnd"/>
             <w:r>
               <w:rPr>
-                <w:rFonts w:ascii="Arial" w:eastAsia="Arial" w:hAnsi="Arial" w:cs="Arial"/>
+                <w:rFonts w:ascii="Arial" w:hAnsi="Arial" w:cs="Arial" w:eastAsia="Arial"/>
                 <w:sz w:val="21"/>
               </w:rPr>
               <w:t xml:space="preserve"> preserves all Root file permissions along with access levels.</w:t>
@@ -369,7 +369,7 @@
             </w:pPr>
             <w:r>
               <w:rPr>
-                <w:rFonts w:ascii="Arial" w:eastAsia="Arial" w:hAnsi="Arial" w:cs="Arial"/>
+                <w:rFonts w:ascii="Arial" w:hAnsi="Arial" w:cs="Arial" w:eastAsia="Arial"/>
                 <w:b/>
                 <w:sz w:val="21"/>
               </w:rPr>
@@ -391,7 +391,7 @@
             <w:proofErr w:type="spellStart"/>
             <w:r>
               <w:rPr>
-                <w:rFonts w:ascii="Arial" w:eastAsia="Arial" w:hAnsi="Arial" w:cs="Arial"/>
+                <w:rFonts w:ascii="Arial" w:hAnsi="Arial" w:cs="Arial" w:eastAsia="Arial"/>
                 <w:sz w:val="21"/>
               </w:rPr>
               <w:t>CloudFuze</w:t>
@@ -399,7 +399,7 @@
             <w:proofErr w:type="spellEnd"/>
             <w:r>
               <w:rPr>
-                <w:rFonts w:ascii="Arial" w:eastAsia="Arial" w:hAnsi="Arial" w:cs="Arial"/>
+                <w:rFonts w:ascii="Arial" w:hAnsi="Arial" w:cs="Arial" w:eastAsia="Arial"/>
                 <w:sz w:val="21"/>
               </w:rPr>
               <w:t xml:space="preserve"> preserves all subfolder permissions along with access levels.</w:t>
@@ -427,7 +427,7 @@
             </w:pPr>
             <w:r>
               <w:rPr>
-                <w:rFonts w:ascii="Arial" w:eastAsia="Arial" w:hAnsi="Arial" w:cs="Arial"/>
+                <w:rFonts w:ascii="Arial" w:hAnsi="Arial" w:cs="Arial" w:eastAsia="Arial"/>
                 <w:b/>
                 <w:sz w:val="21"/>
               </w:rPr>
@@ -449,7 +449,7 @@
             <w:proofErr w:type="spellStart"/>
             <w:r>
               <w:rPr>
-                <w:rFonts w:ascii="Arial" w:eastAsia="Arial" w:hAnsi="Arial" w:cs="Arial"/>
+                <w:rFonts w:ascii="Arial" w:hAnsi="Arial" w:cs="Arial" w:eastAsia="Arial"/>
                 <w:sz w:val="21"/>
               </w:rPr>
               <w:t>CloudFuze</w:t>
@@ -457,7 +457,7 @@
             <w:proofErr w:type="spellEnd"/>
             <w:r>
               <w:rPr>
-                <w:rFonts w:ascii="Arial" w:eastAsia="Arial" w:hAnsi="Arial" w:cs="Arial"/>
+                <w:rFonts w:ascii="Arial" w:hAnsi="Arial" w:cs="Arial" w:eastAsia="Arial"/>
                 <w:sz w:val="21"/>
               </w:rPr>
               <w:t xml:space="preserve"> preserves all inner file permissions along with access levels.</w:t>
@@ -485,7 +485,7 @@
             </w:pPr>
             <w:r>
               <w:rPr>
-                <w:rFonts w:ascii="Arial" w:eastAsia="Arial" w:hAnsi="Arial" w:cs="Arial"/>
+                <w:rFonts w:ascii="Arial" w:hAnsi="Arial" w:cs="Arial" w:eastAsia="Arial"/>
                 <w:b/>
                 <w:sz w:val="21"/>
               </w:rPr>
@@ -507,7 +507,7 @@
             <w:proofErr w:type="spellStart"/>
             <w:r>
               <w:rPr>
-                <w:rFonts w:ascii="Arial" w:eastAsia="Arial" w:hAnsi="Arial" w:cs="Arial"/>
+                <w:rFonts w:ascii="Arial" w:hAnsi="Arial" w:cs="Arial" w:eastAsia="Arial"/>
                 <w:sz w:val="21"/>
               </w:rPr>
               <w:t>CloudFuze</w:t>
@@ -515,7 +515,7 @@
             <w:proofErr w:type="spellEnd"/>
             <w:r>
               <w:rPr>
-                <w:rFonts w:ascii="Arial" w:eastAsia="Arial" w:hAnsi="Arial" w:cs="Arial"/>
+                <w:rFonts w:ascii="Arial" w:hAnsi="Arial" w:cs="Arial" w:eastAsia="Arial"/>
                 <w:sz w:val="21"/>
               </w:rPr>
               <w:t xml:space="preserve"> migrates all shared links from source to destination and maintains the type of links.</w:t>
@@ -543,7 +543,7 @@
             </w:pPr>
             <w:r>
               <w:rPr>
-                <w:rFonts w:ascii="Arial" w:eastAsia="Arial" w:hAnsi="Arial" w:cs="Arial"/>
+                <w:rFonts w:ascii="Arial" w:hAnsi="Arial" w:cs="Arial" w:eastAsia="Arial"/>
                 <w:b/>
                 <w:sz w:val="21"/>
               </w:rPr>
@@ -565,7 +565,7 @@
             <w:proofErr w:type="spellStart"/>
             <w:r>
               <w:rPr>
-                <w:rFonts w:ascii="Arial" w:eastAsia="Arial" w:hAnsi="Arial" w:cs="Arial"/>
+                <w:rFonts w:ascii="Arial" w:hAnsi="Arial" w:cs="Arial" w:eastAsia="Arial"/>
                 <w:sz w:val="21"/>
               </w:rPr>
               <w:t>CloudFuze</w:t>
@@ -573,7 +573,7 @@
             <w:proofErr w:type="spellEnd"/>
             <w:r>
               <w:rPr>
-                <w:rFonts w:ascii="Arial" w:eastAsia="Arial" w:hAnsi="Arial" w:cs="Arial"/>
+                <w:rFonts w:ascii="Arial" w:hAnsi="Arial" w:cs="Arial" w:eastAsia="Arial"/>
                 <w:sz w:val="21"/>
               </w:rPr>
               <w:t xml:space="preserve"> can migrate external permissions (Files/Folders shared with people of outside organizations) of files/folders to the destination along with access levels.</w:t>
@@ -601,7 +601,7 @@
             </w:pPr>
             <w:r>
               <w:rPr>
-                <w:rFonts w:ascii="Arial" w:eastAsia="Arial" w:hAnsi="Arial" w:cs="Arial"/>
+                <w:rFonts w:ascii="Arial" w:hAnsi="Arial" w:cs="Arial" w:eastAsia="Arial"/>
                 <w:b/>
                 <w:sz w:val="21"/>
               </w:rPr>
@@ -622,7 +622,7 @@
           <w:p>
             <w:r>
               <w:rPr>
-                <w:rFonts w:ascii="Arial" w:eastAsia="Arial" w:hAnsi="Arial" w:cs="Arial"/>
+                <w:rFonts w:ascii="Arial" w:hAnsi="Arial" w:cs="Arial" w:eastAsia="Arial"/>
                 <w:sz w:val="21"/>
               </w:rPr>
               <w:t>Maintaining the original timestamps, including creation and modification dates and times, when transferring data to the destination cloud.</w:t>
@@ -650,7 +650,7 @@
             </w:pPr>
             <w:r>
               <w:rPr>
-                <w:rFonts w:ascii="Arial" w:eastAsia="Arial" w:hAnsi="Arial" w:cs="Arial"/>
+                <w:rFonts w:ascii="Arial" w:hAnsi="Arial" w:cs="Arial" w:eastAsia="Arial"/>
                 <w:b/>
                 <w:sz w:val="21"/>
               </w:rPr>
@@ -671,7 +671,7 @@
           <w:p>
             <w:r>
               <w:rPr>
-                <w:rFonts w:ascii="Arial" w:eastAsia="Arial" w:hAnsi="Arial" w:cs="Arial"/>
+                <w:rFonts w:ascii="Arial" w:hAnsi="Arial" w:cs="Arial" w:eastAsia="Arial"/>
                 <w:sz w:val="21"/>
               </w:rPr>
               <w:t>Special characters not supported by the destination cloud will be automatically replaced with underscores (_) or hyphens (-). This ensures that the integrity of the data is maintained during the migration process.</w:t>
@@ -699,7 +699,7 @@
             </w:pPr>
             <w:r>
               <w:rPr>
-                <w:rFonts w:ascii="Arial" w:eastAsia="Arial" w:hAnsi="Arial" w:cs="Arial"/>
+                <w:rFonts w:ascii="Arial" w:hAnsi="Arial" w:cs="Arial" w:eastAsia="Arial"/>
                 <w:b/>
                 <w:sz w:val="21"/>
               </w:rPr>
@@ -720,7 +720,7 @@
           <w:p>
             <w:r>
               <w:rPr>
-                <w:rFonts w:ascii="Arial" w:eastAsia="Arial" w:hAnsi="Arial" w:cs="Arial"/>
+                <w:rFonts w:ascii="Arial" w:hAnsi="Arial" w:cs="Arial" w:eastAsia="Arial"/>
                 <w:sz w:val="21"/>
               </w:rPr>
               <w:t>The system will automatically prevent the generation of email notifications for collaborations on folders/files originating from the destination cloud.</w:t>
@@ -748,7 +748,7 @@
             </w:pPr>
             <w:r>
               <w:rPr>
-                <w:rFonts w:ascii="Arial" w:eastAsia="Arial" w:hAnsi="Arial" w:cs="Arial"/>
+                <w:rFonts w:ascii="Arial" w:hAnsi="Arial" w:cs="Arial" w:eastAsia="Arial"/>
                 <w:b/>
                 <w:sz w:val="21"/>
               </w:rPr>
@@ -769,7 +769,7 @@
           <w:p>
             <w:r>
               <w:rPr>
-                <w:rFonts w:ascii="Arial" w:eastAsia="Arial" w:hAnsi="Arial" w:cs="Arial"/>
+                <w:rFonts w:ascii="Arial" w:hAnsi="Arial" w:cs="Arial" w:eastAsia="Arial"/>
                 <w:sz w:val="21"/>
               </w:rPr>
               <w:t>If the destination cloud has a long folder path limitation, the system automatically adjusts the destination's path as per the limitation.</w:t>
@@ -797,7 +797,7 @@
             </w:pPr>
             <w:r>
               <w:rPr>
-                <w:rFonts w:ascii="Arial" w:eastAsia="Arial" w:hAnsi="Arial" w:cs="Arial"/>
+                <w:rFonts w:ascii="Arial" w:hAnsi="Arial" w:cs="Arial" w:eastAsia="Arial"/>
                 <w:b/>
                 <w:sz w:val="21"/>
               </w:rPr>
@@ -819,7 +819,7 @@
           <w:p>
             <w:r>
               <w:rPr>
-                <w:rFonts w:ascii="Arial" w:eastAsia="Arial" w:hAnsi="Arial" w:cs="Arial"/>
+                <w:rFonts w:ascii="Arial" w:hAnsi="Arial" w:cs="Arial" w:eastAsia="Arial"/>
                 <w:sz w:val="21"/>
               </w:rPr>
               <w:t>Conflicts will be re-</w:t>
@@ -827,7 +827,7 @@
             <w:proofErr w:type="gramStart"/>
             <w:r>
               <w:rPr>
-                <w:rFonts w:ascii="Arial" w:eastAsia="Arial" w:hAnsi="Arial" w:cs="Arial"/>
+                <w:rFonts w:ascii="Arial" w:hAnsi="Arial" w:cs="Arial" w:eastAsia="Arial"/>
                 <w:sz w:val="21"/>
               </w:rPr>
               <w:t>tried</w:t>
@@ -835,7 +835,7 @@
             <w:proofErr w:type="gramEnd"/>
             <w:r>
               <w:rPr>
-                <w:rFonts w:ascii="Arial" w:eastAsia="Arial" w:hAnsi="Arial" w:cs="Arial"/>
+                <w:rFonts w:ascii="Arial" w:hAnsi="Arial" w:cs="Arial" w:eastAsia="Arial"/>
                 <w:sz w:val="21"/>
               </w:rPr>
               <w:t xml:space="preserve"> three times automatically.</w:t>
@@ -1563,10 +1563,10 @@
   <w:docDefaults>
     <w:rPrDefault>
       <w:rPr>
-        <w:rFonts w:asciiTheme="minorHAnsi" w:eastAsiaTheme="minorEastAsia" w:hAnsiTheme="minorHAnsi" w:cstheme="minorBidi"/>
+        <w:rFonts w:ascii="Arial" w:hAnsi="Arial" w:cs="Arial" w:eastAsia="Arial"/>
         <w:kern w:val="2"/>
-        <w:sz w:val="24"/>
-        <w:szCs w:val="24"/>
+        <w:sz w:val="21"/>
+        <w:szCs w:val="21"/>
         <w:lang w:val="en-IN" w:eastAsia="en-IN" w:bidi="ar-SA"/>
         <w14:ligatures w14:val="standardContextual"/>
       </w:rPr>
@@ -1962,9 +1962,9 @@
       <w:spacing w:line="259" w:lineRule="auto"/>
     </w:pPr>
     <w:rPr>
-      <w:rFonts w:ascii="Calibri" w:eastAsia="Calibri" w:hAnsi="Calibri" w:cs="Calibri"/>
+      <w:rFonts w:ascii="Arial" w:hAnsi="Arial" w:cs="Arial" w:eastAsia="Arial"/>
       <w:color w:val="000000"/>
-      <w:sz w:val="22"/>
+      <w:sz w:val="21"/>
     </w:rPr>
   </w:style>
   <w:style w:type="character" w:default="1" w:styleId="DefaultParagraphFont">
